--- a/templates/glp/v2/template.docx
+++ b/templates/glp/v2/template.docx
@@ -3397,7 +3397,7 @@
           <w:highlight w:val="yellow"/>
           <w:lang w:val="pt-BR"/>
         </w:rPr>
-        <w:t>tanques.quantidade</w:t>
+        <w:t>tanques.qtd_abrigos</w:t>
       </w:r>
       <w:r>
         <w:rPr>
